--- a/review_results/2026-10-12_new_questions_intake/Return_Note_for_the_Question_Writer.docx
+++ b/review_results/2026-10-12_new_questions_intake/Return_Note_for_the_Question_Writer.docx
@@ -431,7 +431,7 @@
         <w:spacing w:after="40"/>
       </w:pPr>
       <w:r>
-        <w:t>Declaration: add the line 'AI tools used and for what'. If an AI tool drafted any question or any part of a key, name the tool and say what it did (rules, section 3). Confirm that no wording was chosen to match or avoid the trigger words you read.</w:t>
+        <w:t>Declaration: add the line 'AI tools used and for what'. The owner tells us you used an AI tool to find the citations and cases: name the tool and say exactly what it did, and say whether you checked each citation yourself or are leaving that to Mr. Advocate (rules, section 3: everything an AI tool produced must be checked against the judgment text). The owner has accepted, as a disclosed deviation, that you read the trigger-word list before writing.</w:t>
       </w:r>
     </w:p>
     <w:p>
